--- a/livrables/lecons/2026-09-01_lecon-dzogchen_14_corps-arc-en-ciel-sources-recits.docx
+++ b/livrables/lecons/2026-09-01_lecon-dzogchen_14_corps-arc-en-ciel-sources-recits.docx
@@ -96,7 +96,7 @@
           <w:sz w:val="22"/>
           <w:szCs w:val="22"/>
         </w:rPr>
-        <w:t xml:space="preserve">Lien avec la leçon précédente (n°13 — Les bardos et le processus de la mort) : les bardos décrivent ce qui advient à la conscience après la mort ordinaire. Le corps d'arc-en-ciel représente la voie de dissolution la plus radicale — celle où le praticien accompli n'entre pas dans les bardos habituels, son corps physique se résorbant dans la lumière fondamentale (ösel) au moment même de la mort.</w:t>
+        <w:t xml:space="preserve">Lien avec la leçon précédente (n°13 — Les bardos et le processus de la mort) : les bardos décrivent ce qui advient à la conscience après la mort ordinaire. Le corps d'arc-en-ciel représente la voie de dissolution la plus radicale — celle où le praticien accompli n'entre pas dans les bardos habituels, son corps physique se résorbant dans la lumière fondamentale (ösel) au moment même de la mort. Et le fil remonte plus haut : la leçon 12 donnait la quatrième vision du tögal — chos nyid zad pa, l'épuisement des phénomènes — comme le sol direct du corps d'arc-en-ciel. C'est là qu'il faut la reprendre.</w:t>
       </w:r>
     </w:p>
     <w:p>
@@ -174,7 +174,7 @@
           <w:sz w:val="22"/>
           <w:szCs w:val="22"/>
         </w:rPr>
-        <w:t xml:space="preserve">La forme suprême est le jalü powa chenmo (འཇའ་ལུས་འཕོ་བ་ཆེན་མོ་) — « corps d'arc-en-ciel de grande transférence » : dissolution totale sans résidu physique. Dans la majorité des cas rapportés, seuls les cheveux et les ongles restent, signe que l'agrégat matériel grossier n'a pas été entièrement résorbé.</w:t>
+        <w:t xml:space="preserve">Il faut en distinguer une autre réalisation, souvent présentée à tort comme un simple degré supérieur : le jalü powa chenpo (འཇའ་ལུས་འཕོ་བ་ཆེན་པོ་, 'ja' lus 'pho ba chen po) — « corps d'arc-en-ciel de grand transfert ». Ce n'est pas le même phénomène porté à son maximum, c'est une autre catégorie : il s'accomplit SANS passer par la mort. Le maître ne laisse pas de corps parce qu'il n'est pas mort ; la tradition l'attribue à Padmasambhava et à Vimalamitra, décrits comme demeurant disponibles des siècles durant. Dans le jalü ordinaire en revanche — celui qui advient au décès —, la majorité des cas rapportés indiquent que seuls les cheveux et les ongles restent, signe que l'agrégat matériel grossier n'a pas été entièrement résorbé.</w:t>
       </w:r>
     </w:p>
     <w:p>
@@ -284,7 +284,7 @@
           <w:sz w:val="22"/>
           <w:szCs w:val="22"/>
         </w:rPr>
-        <w:t xml:space="preserve">Comme l'expose Wikipedia sur la base des sources tibétaines, les trois aspects du rigpa pleinement réalisé — pureté primordiale (kadag), présence spontanée (lhündrup) et compassion omniprésente (thugs rje) — constituent le fondement doctrinal de ce phénomène.</w:t>
+        <w:t xml:space="preserve">Les trois aspects du rigpa pleinement réalisé — essence de pureté primordiale (kadag), nature de présence spontanée (lhündrup) et énergie compassionnée (thugs rje) — constituent le fondement doctrinal de ce phénomène. Cette triade est classique dans les sources dzogchen, et la page Wikipédia consultée ici ne fait que la rapporter : elle sert de repère d'orientation, pas d'autorité doctrinale.</w:t>
       </w:r>
     </w:p>
     <w:p>
@@ -394,7 +394,7 @@
           <w:sz w:val="22"/>
           <w:szCs w:val="22"/>
         </w:rPr>
-        <w:t xml:space="preserve">Note méthodologique : les sources académiques peer-reviewed sur le jalü sont rares et portent surtout sur la question de la réception contemporaine du phénomène (voir Academia.edu ci-dessous). Aucune ne valide ni n'invalide le phénomène sur le plan physique : ce point dépasse le cadre de cette leçon, qui travaille sur les textes et les récits de la tradition.</w:t>
+        <w:t xml:space="preserve">Note méthodologique : la littérature universitaire sur le jalü existe et n'est pas marginale — trois ouvrages de référence sont ajoutés en ressources. Francis V. Tiso a mené la seule enquête de terrain sur le cas de Khenpo A-chö, avec entretiens enregistrés de témoins oculaires ; Jean-Luc Achard et William Gorvine ont chacun consacré une monographie universitaire à Shardza Tashi Gyaltsen. Aucun de ces travaux ne valide ni n'invalide le phénomène sur le plan physique : ce point dépasse le cadre de cette leçon, qui travaille sur les textes et les récits de la tradition.</w:t>
       </w:r>
     </w:p>
     <w:p>
@@ -429,7 +429,7 @@
           <w:sz w:val="22"/>
           <w:szCs w:val="22"/>
         </w:rPr>
-        <w:t xml:space="preserve">Le tableau ci-dessous compile les cas les mieux documentés dans les sources récupérées. Les informations proviennent de Wikipedia (Rainbow body) et de Lion's Roar (Investigating the Rainbow Body) :</w:t>
+        <w:t xml:space="preserve">Le tableau ci-dessous compile les cas les mieux documentés dans les sources récupérées. Les informations proviennent de Wikipedia (Rainbow body) et de Lion's Roar (Investigating the Rainbow Body). Ces deux sources ne concordent pas toujours entre elles, ni avec les travaux universitaires : les écarts sont signalés juste après le tableau.</w:t>
       </w:r>
     </w:p>
     <w:tbl>
@@ -568,7 +568,7 @@
                 <w:sz w:val="20"/>
                 <w:szCs w:val="20"/>
               </w:rPr>
-              <w:t xml:space="preserve">v. 1859–1935</w:t>
+              <w:t xml:space="preserve">1859 – 1934 (1933 ou 1935 selon les sources)</w:t>
             </w:r>
           </w:p>
         </w:tc>
@@ -584,7 +584,7 @@
                 <w:sz w:val="20"/>
                 <w:szCs w:val="20"/>
               </w:rPr>
-              <w:t xml:space="preserve">Dissolution accompagnée d'arc-en-ciels ; cas fondateur de la tradition Bön-Dzogchen moderne</w:t>
+              <w:t xml:space="preserve">Dissolution accompagnée d'arc-en-ciels, à 76 ans (13ᵉ jour du 4ᵉ mois de l'année du Chien de Bois) ; cas fondateur de la tradition Bön-Dzogchen moderne</w:t>
             </w:r>
           </w:p>
         </w:tc>
@@ -716,7 +716,7 @@
                 <w:sz w:val="20"/>
                 <w:szCs w:val="20"/>
               </w:rPr>
-              <w:t xml:space="preserve">Maîtresse dzogchen ; dissolution rapportée par des témoins directs</w:t>
+              <w:t xml:space="preserve">Maîtresse dzogchen ; corps réduit après sept jours à la taille d'un enfant de huit ans — rétrécissement, non disparition. Cas contesté (voir sous le tableau)</w:t>
             </w:r>
           </w:p>
         </w:tc>
@@ -882,15 +882,40 @@
       <w:r>
         <w:rPr>
           <w:rFonts w:ascii="Times New Roman" w:cs="Times New Roman" w:eastAsia="Times New Roman" w:hAnsi="Times New Roman"/>
-          <w:b w:val="false"/>
-          <w:bCs w:val="false"/>
-          <w:i w:val="false"/>
-          <w:iCs w:val="false"/>
-          <w:color w:val="1F2937"/>
-          <w:sz w:val="22"/>
-          <w:szCs w:val="22"/>
-        </w:rPr>
-        <w:t xml:space="preserve">Le gouvernement chinois a déclaré illégale la « montée en arc-en-ciel » (selon Lion's Roar), ce qui explique la politique de discrétion entourant les cas contemporains au Tibet occupé.</w:t>
+          <w:b/>
+          <w:bCs/>
+          <w:color w:val="1F2937"/>
+          <w:sz w:val="22"/>
+          <w:szCs w:val="22"/>
+        </w:rPr>
+        <w:t xml:space="preserve">Trois écarts entre sources, à connaître avant d'utiliser ce tableau. </w:t>
+      </w:r>
+      <w:r>
+        <w:rPr>
+          <w:rFonts w:ascii="Times New Roman" w:cs="Times New Roman" w:eastAsia="Times New Roman" w:hAnsi="Times New Roman"/>
+          <w:color w:val="1F2937"/>
+          <w:sz w:val="22"/>
+          <w:szCs w:val="22"/>
+        </w:rPr>
+        <w:t xml:space="preserve">① Ayu Khandro : Chögyal Namkhai Norbu, qui l'avait rencontrée en 1951 et à qui l'on doit sa biographie, était présent à sa crémation — le fait qu'un corps ait été crématisé est précisément ce qui conduit certains à contester qu'il y ait eu jalü. Le témoin direct est ici la source du doute, pas de la confirmation. ② Khenpo A-chö : Lion's Roar rapporte que les cheveux et les ongles sont restés, la Rigpa Wiki que même eux ne l'ont pas été. ③ Khenpo A-chö encore : le tableau le range en Nyingma d'après son monastère d'origine à Nyarong, rattaché à Mindroling, et sa reconnaissance par Dudjom Rinpoché ; les premiers comptes rendus de Francis Tiso le décrivaient comme un moine guélougpa pratiquant le dzogchen. Les deux lectures se défendent — ce qui doit être signalé, non tranché ici.</w:t>
+      </w:r>
+    </w:p>
+    <w:p>
+      <w:pPr>
+        <w:spacing w:after="80" w:before="80"/>
+      </w:pPr>
+      <w:r>
+        <w:rPr>
+          <w:rFonts w:ascii="Times New Roman" w:cs="Times New Roman" w:eastAsia="Times New Roman" w:hAnsi="Times New Roman"/>
+          <w:b w:val="false"/>
+          <w:bCs w:val="false"/>
+          <w:i w:val="false"/>
+          <w:iCs w:val="false"/>
+          <w:color w:val="1F2937"/>
+          <w:sz w:val="22"/>
+          <w:szCs w:val="22"/>
+        </w:rPr>
+        <w:t xml:space="preserve">Selon Lion's Roar, le gouvernement chinois aurait déclaré illégale la « montée en arc-en-ciel », d'où une politique de discrétion entourant les cas contemporains au Tibet. L'affirmation est reprise ici telle qu'elle figure dans l'article, qui ne l'adosse à aucun texte juridique : à traiter comme un élément de contexte non vérifié, non comme un fait établi.</w:t>
       </w:r>
     </w:p>
     <w:p>
@@ -1809,7 +1834,147 @@
           <w:sz w:val="22"/>
           <w:szCs w:val="22"/>
         </w:rPr>
-        <w:t xml:space="preserve"> — Étude académique sur la réception contemporaine du phénomène. (403 — accès bloqué côté robot, page probablement accessible manuellement)</w:t>
+        <w:t xml:space="preserve"> — Non ouverte (403) : le contenu n'a pas pu être lu ; seul le titre annonce une étude sur la réception contemporaine du phénomène. Aucune conclusion n'en est tirée ici.</w:t>
+      </w:r>
+    </w:p>
+    <w:p>
+      <w:pPr>
+        <w:spacing w:after="80" w:before="200"/>
+      </w:pPr>
+      <w:r>
+        <w:rPr>
+          <w:rFonts w:ascii="Times New Roman" w:cs="Times New Roman" w:eastAsia="Times New Roman" w:hAnsi="Times New Roman"/>
+          <w:b/>
+          <w:bCs/>
+          <w:color w:val="1B3A6B"/>
+          <w:sz w:val="22"/>
+          <w:szCs w:val="22"/>
+        </w:rPr>
+        <w:t xml:space="preserve">📖 Références universitaires — ajoutées le 01/09/2026</w:t>
+      </w:r>
+    </w:p>
+    <w:p>
+      <w:pPr>
+        <w:spacing w:after="80" w:before="80"/>
+      </w:pPr>
+      <w:hyperlink w:history="1" r:id="rIdcorr01sept26tiso">
+        <w:r>
+          <w:rPr>
+            <w:rFonts w:ascii="Times New Roman" w:cs="Times New Roman" w:eastAsia="Times New Roman" w:hAnsi="Times New Roman"/>
+            <w:color w:val="1155CC"/>
+            <w:sz w:val="22"/>
+            <w:szCs w:val="22"/>
+            <w:u w:val="single"/>
+          </w:rPr>
+          <w:t xml:space="preserve">Francis V. Tiso, Rainbow Body and Resurrection</w:t>
+        </w:r>
+      </w:hyperlink>
+      <w:r>
+        <w:rPr>
+          <w:rFonts w:ascii="Times New Roman" w:cs="Times New Roman" w:eastAsia="Times New Roman" w:hAnsi="Times New Roman"/>
+          <w:color w:val="1F2937"/>
+          <w:sz w:val="22"/>
+          <w:szCs w:val="22"/>
+        </w:rPr>
+        <w:t xml:space="preserve"> — North Atlantic Books, 2016. Seule enquête de terrain existante sur le cas de Khenpo A-chö : entretiens enregistrés de témoins oculaires au Tibet oriental. C'est la source de l'exercice 2. (403 au test automatisé — page accessible en navigateur : titre, auteur et année 2016 vérifiés)</w:t>
+      </w:r>
+    </w:p>
+    <w:p>
+      <w:pPr>
+        <w:spacing w:after="80" w:before="80"/>
+      </w:pPr>
+      <w:r>
+        <w:rPr>
+          <w:rFonts w:ascii="Times New Roman" w:cs="Times New Roman" w:eastAsia="Times New Roman" w:hAnsi="Times New Roman"/>
+          <w:i/>
+          <w:iCs/>
+          <w:color w:val="1F2937"/>
+          <w:sz w:val="22"/>
+          <w:szCs w:val="22"/>
+        </w:rPr>
+        <w:t xml:space="preserve">Jean-Luc Achard, Enlightened Rainbows: The Life and Works of Shardza Tashi Gyeltsen</w:t>
+      </w:r>
+      <w:r>
+        <w:rPr>
+          <w:rFonts w:ascii="Times New Roman" w:cs="Times New Roman" w:eastAsia="Times New Roman" w:hAnsi="Times New Roman"/>
+          <w:color w:val="1F2937"/>
+          <w:sz w:val="22"/>
+          <w:szCs w:val="22"/>
+        </w:rPr>
+        <w:t xml:space="preserve"> — Brill's Tibetan Studies Library vol. 18, 2008, ISBN 978-90-04-16823-7. Monographie de référence sur le cas fondateur du tableau. L'auteur (CNRS) dirige la </w:t>
+      </w:r>
+      <w:hyperlink w:history="1" r:id="rIdcorr01sept26ret">
+        <w:r>
+          <w:rPr>
+            <w:rFonts w:ascii="Times New Roman" w:cs="Times New Roman" w:eastAsia="Times New Roman" w:hAnsi="Times New Roman"/>
+            <w:color w:val="1155CC"/>
+            <w:sz w:val="22"/>
+            <w:szCs w:val="22"/>
+            <w:u w:val="single"/>
+          </w:rPr>
+          <w:t xml:space="preserve">Revue d'Études Tibétaines</w:t>
+        </w:r>
+      </w:hyperlink>
+      <w:r>
+        <w:rPr>
+          <w:rFonts w:ascii="Times New Roman" w:cs="Times New Roman" w:eastAsia="Times New Roman" w:hAnsi="Times New Roman"/>
+          <w:color w:val="1F2937"/>
+          <w:sz w:val="22"/>
+          <w:szCs w:val="22"/>
+        </w:rPr>
+        <w:t xml:space="preserve">, en accès libre — déjà ajoutée à la leçon 13. (200 ✅)</w:t>
+      </w:r>
+    </w:p>
+    <w:p>
+      <w:pPr>
+        <w:spacing w:after="80" w:before="80"/>
+      </w:pPr>
+      <w:hyperlink w:history="1" r:id="rIdcorr01sept26gorvine">
+        <w:r>
+          <w:rPr>
+            <w:rFonts w:ascii="Times New Roman" w:cs="Times New Roman" w:eastAsia="Times New Roman" w:hAnsi="Times New Roman"/>
+            <w:color w:val="1155CC"/>
+            <w:sz w:val="22"/>
+            <w:szCs w:val="22"/>
+            <w:u w:val="single"/>
+          </w:rPr>
+          <w:t xml:space="preserve">William Gorvine, Envisioning a Tibetan Luminary: The Life of a Modern Bönpo Saint</w:t>
+        </w:r>
+      </w:hyperlink>
+      <w:r>
+        <w:rPr>
+          <w:rFonts w:ascii="Times New Roman" w:cs="Times New Roman" w:eastAsia="Times New Roman" w:hAnsi="Times New Roman"/>
+          <w:color w:val="1F2937"/>
+          <w:sz w:val="22"/>
+          <w:szCs w:val="22"/>
+        </w:rPr>
+        <w:t xml:space="preserve"> — Oxford University Press. Seconde monographie universitaire consacrée à Shardza. (403 au test automatisé — page accessible en navigateur)</w:t>
+      </w:r>
+    </w:p>
+    <w:p>
+      <w:pPr>
+        <w:spacing w:after="80" w:before="80"/>
+      </w:pPr>
+      <w:hyperlink w:history="1" r:id="rIdcorr01sept26lotsawa">
+        <w:r>
+          <w:rPr>
+            <w:rFonts w:ascii="Times New Roman" w:cs="Times New Roman" w:eastAsia="Times New Roman" w:hAnsi="Times New Roman"/>
+            <w:color w:val="1155CC"/>
+            <w:sz w:val="22"/>
+            <w:szCs w:val="22"/>
+            <w:u w:val="single"/>
+          </w:rPr>
+          <w:t xml:space="preserve">Lotsawa House</w:t>
+        </w:r>
+      </w:hyperlink>
+      <w:r>
+        <w:rPr>
+          <w:rFonts w:ascii="Times New Roman" w:cs="Times New Roman" w:eastAsia="Times New Roman" w:hAnsi="Times New Roman"/>
+          <w:color w:val="1F2937"/>
+          <w:sz w:val="22"/>
+          <w:szCs w:val="22"/>
+        </w:rPr>
+        <w:t xml:space="preserve"> — dépôt de textes tibétains traduits, classés par maître et par thème. Point de départ pour les sources textuelles elles-mêmes, que cette leçon aborde par les récits et les encyclopédies. (200 ✅)</w:t>
       </w:r>
     </w:p>
     <w:p>
@@ -1880,6 +2045,263 @@
         </w:pBdr>
         <w:spacing w:after="120" w:before="120"/>
       </w:pPr>
+    </w:p>
+    <w:p>
+      <w:pPr>
+        <w:spacing w:after="120" w:before="280"/>
+      </w:pPr>
+      <w:r>
+        <w:rPr>
+          <w:rFonts w:ascii="Times New Roman" w:cs="Times New Roman" w:eastAsia="Times New Roman" w:hAnsi="Times New Roman"/>
+          <w:b/>
+          <w:bCs/>
+          <w:color w:val="1B3A6B"/>
+          <w:sz w:val="30"/>
+          <w:szCs w:val="30"/>
+        </w:rPr>
+        <w:t xml:space="preserve">📝 Journal des corrections</w:t>
+      </w:r>
+    </w:p>
+    <w:p>
+      <w:pPr>
+        <w:spacing w:after="80" w:before="80"/>
+      </w:pPr>
+      <w:r>
+        <w:rPr>
+          <w:rFonts w:ascii="Times New Roman" w:cs="Times New Roman" w:eastAsia="Times New Roman" w:hAnsi="Times New Roman"/>
+          <w:i/>
+          <w:iCs/>
+          <w:color w:val="1B3A6B"/>
+          <w:sz w:val="22"/>
+          <w:szCs w:val="22"/>
+        </w:rPr>
+        <w:t xml:space="preserve">Corrections apportées le 1ᵉʳ septembre 2026 après vérification des sources. Les formulations d'origine sont conservées ci-dessous : une correction qui efface l'erreur ne s'apprend pas.</w:t>
+      </w:r>
+    </w:p>
+    <w:p>
+      <w:pPr>
+        <w:spacing w:after="60" w:before="60"/>
+      </w:pPr>
+      <w:r>
+        <w:rPr>
+          <w:rFonts w:ascii="Times New Roman" w:cs="Times New Roman" w:eastAsia="Times New Roman" w:hAnsi="Times New Roman"/>
+          <w:b/>
+          <w:bCs/>
+          <w:color w:val="1F2937"/>
+          <w:sz w:val="22"/>
+          <w:szCs w:val="22"/>
+        </w:rPr>
+        <w:t xml:space="preserve">1. « La forme suprême est le jalü powa chenmo (འཇའ་ལུས་འཕོ་བ་ཆེན་མོ་) […] : dissolution totale sans résidu physique » — </w:t>
+      </w:r>
+      <w:r>
+        <w:rPr>
+          <w:rFonts w:ascii="Times New Roman" w:cs="Times New Roman" w:eastAsia="Times New Roman" w:hAnsi="Times New Roman"/>
+          <w:color w:val="1F2937"/>
+          <w:sz w:val="22"/>
+          <w:szCs w:val="22"/>
+        </w:rPr>
+        <w:t xml:space="preserve">section 1. Deux erreurs. L'orthographe : la forme est 'pho ba chen po (ཆེན་པོ), non chen mo. La définition surtout : le grand transfert n'est pas le même phénomène porté à son maximum, c'est une réalisation qui s'accomplit sans passer par la mort, attribuée à Padmasambhava et à Vimalamitra. Dans une leçon entièrement construite sur la dissolution au moment du décès, la confusion n'est pas mineure.</w:t>
+      </w:r>
+    </w:p>
+    <w:p>
+      <w:pPr>
+        <w:spacing w:after="60" w:before="60"/>
+      </w:pPr>
+      <w:r>
+        <w:rPr>
+          <w:rFonts w:ascii="Times New Roman" w:cs="Times New Roman" w:eastAsia="Times New Roman" w:hAnsi="Times New Roman"/>
+          <w:b/>
+          <w:bCs/>
+          <w:color w:val="1F2937"/>
+          <w:sz w:val="22"/>
+          <w:szCs w:val="22"/>
+        </w:rPr>
+        <w:t xml:space="preserve">2. « v. 1859–1935 » pour Shardza Tashi Gyaltsen — </w:t>
+      </w:r>
+      <w:r>
+        <w:rPr>
+          <w:rFonts w:ascii="Times New Roman" w:cs="Times New Roman" w:eastAsia="Times New Roman" w:hAnsi="Times New Roman"/>
+          <w:color w:val="1F2937"/>
+          <w:sz w:val="22"/>
+          <w:szCs w:val="22"/>
+        </w:rPr>
+        <w:t xml:space="preserve">tableau. Le « v. » portait sur la naissance, qui ne fait pas débat ; c'est la date de mort qui varie. Wikipédia donne elle-même 1933 ou 1935 en signalant des sources divergentes ; la tradition Bön et Jean-Luc Achard retiennent 1934, 13ᵉ jour du 4ᵉ mois de l'année du Chien de Bois, à 76 ans.</w:t>
+      </w:r>
+    </w:p>
+    <w:p>
+      <w:pPr>
+        <w:spacing w:after="60" w:before="60"/>
+      </w:pPr>
+      <w:r>
+        <w:rPr>
+          <w:rFonts w:ascii="Times New Roman" w:cs="Times New Roman" w:eastAsia="Times New Roman" w:hAnsi="Times New Roman"/>
+          <w:b/>
+          <w:bCs/>
+          <w:color w:val="1F2937"/>
+          <w:sz w:val="22"/>
+          <w:szCs w:val="22"/>
+        </w:rPr>
+        <w:t xml:space="preserve">3. « Maîtresse dzogchen ; dissolution rapportée par des témoins directs » pour Ayu Khandro — </w:t>
+      </w:r>
+      <w:r>
+        <w:rPr>
+          <w:rFonts w:ascii="Times New Roman" w:cs="Times New Roman" w:eastAsia="Times New Roman" w:hAnsi="Times New Roman"/>
+          <w:color w:val="1F2937"/>
+          <w:sz w:val="22"/>
+          <w:szCs w:val="22"/>
+        </w:rPr>
+        <w:t xml:space="preserve">tableau. L'inverse du dossier : le corps a été réduit après sept jours à la taille d'un enfant de huit ans — rétrécissement, non disparition — et Chögyal Namkhai Norbu, à qui l'on doit sa biographie, était présent à sa crémation. C'est précisément ce qui conduit certains à contester qu'il y ait eu jalü.</w:t>
+      </w:r>
+    </w:p>
+    <w:p>
+      <w:pPr>
+        <w:spacing w:after="60" w:before="60"/>
+      </w:pPr>
+      <w:r>
+        <w:rPr>
+          <w:rFonts w:ascii="Times New Roman" w:cs="Times New Roman" w:eastAsia="Times New Roman" w:hAnsi="Times New Roman"/>
+          <w:b/>
+          <w:bCs/>
+          <w:color w:val="1F2937"/>
+          <w:sz w:val="22"/>
+          <w:szCs w:val="22"/>
+        </w:rPr>
+        <w:t xml:space="preserve">4. « les sources académiques peer-reviewed sur le jalü sont rares […] (voir Academia.edu ci-dessous) » — </w:t>
+      </w:r>
+      <w:r>
+        <w:rPr>
+          <w:rFonts w:ascii="Times New Roman" w:cs="Times New Roman" w:eastAsia="Times New Roman" w:hAnsi="Times New Roman"/>
+          <w:color w:val="1F2937"/>
+          <w:sz w:val="22"/>
+          <w:szCs w:val="22"/>
+        </w:rPr>
+        <w:t xml:space="preserve">section 3. Affirmation fondée sur une page restée inaccessible (403), donc jamais lue. Trois ouvrages universitaires existent et sont désormais en ressources : Tiso 2016 sur Khenpo A-chö, Achard 2008 et Gorvine sur Shardza.</w:t>
+      </w:r>
+    </w:p>
+    <w:p>
+      <w:pPr>
+        <w:spacing w:after="60" w:before="60"/>
+      </w:pPr>
+      <w:r>
+        <w:rPr>
+          <w:rFonts w:ascii="Times New Roman" w:cs="Times New Roman" w:eastAsia="Times New Roman" w:hAnsi="Times New Roman"/>
+          <w:b/>
+          <w:bCs/>
+          <w:color w:val="1F2937"/>
+          <w:sz w:val="22"/>
+          <w:szCs w:val="22"/>
+        </w:rPr>
+        <w:t xml:space="preserve">5. « Comme l'expose Wikipedia sur la base des sources tibétaines… » — </w:t>
+      </w:r>
+      <w:r>
+        <w:rPr>
+          <w:rFonts w:ascii="Times New Roman" w:cs="Times New Roman" w:eastAsia="Times New Roman" w:hAnsi="Times New Roman"/>
+          <w:color w:val="1F2937"/>
+          <w:sz w:val="22"/>
+          <w:szCs w:val="22"/>
+        </w:rPr>
+        <w:t xml:space="preserve">section 2. Une encyclopédie ouverte oriente, elle n'atteste pas. La triade est classique dans les sources dzogchen : la phrase la présente maintenant comme telle, et situe Wikipédia à sa place.</w:t>
+      </w:r>
+    </w:p>
+    <w:p>
+      <w:pPr>
+        <w:spacing w:after="60" w:before="60"/>
+      </w:pPr>
+      <w:r>
+        <w:rPr>
+          <w:rFonts w:ascii="Times New Roman" w:cs="Times New Roman" w:eastAsia="Times New Roman" w:hAnsi="Times New Roman"/>
+          <w:b/>
+          <w:bCs/>
+          <w:color w:val="1F2937"/>
+          <w:sz w:val="22"/>
+          <w:szCs w:val="22"/>
+        </w:rPr>
+        <w:t xml:space="preserve">6. « Le gouvernement chinois a déclaré illégale la “montée en arc-en-ciel” » — </w:t>
+      </w:r>
+      <w:r>
+        <w:rPr>
+          <w:rFonts w:ascii="Times New Roman" w:cs="Times New Roman" w:eastAsia="Times New Roman" w:hAnsi="Times New Roman"/>
+          <w:color w:val="1F2937"/>
+          <w:sz w:val="22"/>
+          <w:szCs w:val="22"/>
+        </w:rPr>
+        <w:t xml:space="preserve">section 4. L'attribution à Lion's Roar était correcte et la formulation y figure mot pour mot — mais l'article ne l'adosse à aucun texte juridique. Reprise désormais au conditionnel, comme contexte non vérifié.</w:t>
+      </w:r>
+    </w:p>
+    <w:p>
+      <w:pPr>
+        <w:spacing w:after="60" w:before="60"/>
+      </w:pPr>
+      <w:r>
+        <w:rPr>
+          <w:rFonts w:ascii="Times New Roman" w:cs="Times New Roman" w:eastAsia="Times New Roman" w:hAnsi="Times New Roman"/>
+          <w:b/>
+          <w:bCs/>
+          <w:color w:val="1F2937"/>
+          <w:sz w:val="22"/>
+          <w:szCs w:val="22"/>
+        </w:rPr>
+        <w:t xml:space="preserve">7. Écarts entre sources non signalés — </w:t>
+      </w:r>
+      <w:r>
+        <w:rPr>
+          <w:rFonts w:ascii="Times New Roman" w:cs="Times New Roman" w:eastAsia="Times New Roman" w:hAnsi="Times New Roman"/>
+          <w:color w:val="1F2937"/>
+          <w:sz w:val="22"/>
+          <w:szCs w:val="22"/>
+        </w:rPr>
+        <w:t xml:space="preserve">tableau. Ajout d'un paragraphe : Lion's Roar et la Rigpa Wiki se contredisent sur ce qui subsiste du corps de Khenpo A-chö, et son rattachement d'école n'est pas établi.</w:t>
+      </w:r>
+    </w:p>
+    <w:p>
+      <w:pPr>
+        <w:spacing w:after="60" w:before="60"/>
+      </w:pPr>
+      <w:r>
+        <w:rPr>
+          <w:rFonts w:ascii="Times New Roman" w:cs="Times New Roman" w:eastAsia="Times New Roman" w:hAnsi="Times New Roman"/>
+          <w:b/>
+          <w:bCs/>
+          <w:color w:val="1F2937"/>
+          <w:sz w:val="22"/>
+          <w:szCs w:val="22"/>
+        </w:rPr>
+        <w:t xml:space="preserve">8. Renvoi manquant à la leçon 12 — </w:t>
+      </w:r>
+      <w:r>
+        <w:rPr>
+          <w:rFonts w:ascii="Times New Roman" w:cs="Times New Roman" w:eastAsia="Times New Roman" w:hAnsi="Times New Roman"/>
+          <w:color w:val="1F2937"/>
+          <w:sz w:val="22"/>
+          <w:szCs w:val="22"/>
+        </w:rPr>
+        <w:t xml:space="preserve">objectif &amp; continuité. La leçon 12 annonçait la quatrième vision du tögal comme le sol direct du corps d'arc-en-ciel, en renvoyant explicitement à la leçon 14. Le lien est rétabli.</w:t>
+      </w:r>
+    </w:p>
+    <w:p>
+      <w:pPr>
+        <w:spacing w:after="60" w:before="60"/>
+      </w:pPr>
+      <w:r>
+        <w:rPr>
+          <w:rFonts w:ascii="Times New Roman" w:cs="Times New Roman" w:eastAsia="Times New Roman" w:hAnsi="Times New Roman"/>
+          <w:b/>
+          <w:bCs/>
+          <w:color w:val="1F2937"/>
+          <w:sz w:val="22"/>
+          <w:szCs w:val="22"/>
+        </w:rPr>
+        <w:t xml:space="preserve">9. Lotsawa House non consultée — </w:t>
+      </w:r>
+      <w:r>
+        <w:rPr>
+          <w:rFonts w:ascii="Times New Roman" w:cs="Times New Roman" w:eastAsia="Times New Roman" w:hAnsi="Times New Roman"/>
+          <w:color w:val="1F2937"/>
+          <w:sz w:val="22"/>
+          <w:szCs w:val="22"/>
+        </w:rPr>
+        <w:t xml:space="preserve">ressources. Sur une leçon intitulée « sources textuelles », le dépôt de textes tibétains traduits n'avait pas été ouvert. Il est ajouté.</w:t>
+      </w:r>
     </w:p>
     <w:p>
       <w:pPr>
